--- a/guides/米蘭大教堂導覽手冊.docx
+++ b/guides/米蘭大教堂導覽手冊.docx
@@ -4349,7 +4349,7 @@
         <w:pStyle w:val="Heading2"/>
       </w:pPr>
       <w:r>
-        <w:t>三、建議參觀動線（6/21 週日下午時間軸）</w:t>
+        <w:t>三、建議參觀動線（6/22 週一上午時間軸）</w:t>
       </w:r>
     </w:p>
     <w:p>
@@ -4358,40 +4358,49 @@
         <w:rPr>
           <w:rFonts w:ascii="Microsoft JhengHei" w:hAnsi="Microsoft JhengHei" w:eastAsia="Microsoft JhengHei"/>
         </w:rPr>
-        <w:t>以下是配合你們當天行程的建議動線。假設高鐵約 13:00 前後抵達米蘭中央車站，放好行李後搭地鐵前往大教堂。</w:t>
+        <w:t xml:space="preserve">配合你們已訂的 </w:t>
       </w:r>
       <w:r>
         <w:rPr>
           <w:rFonts w:ascii="Microsoft JhengHei" w:hAnsi="Microsoft JhengHei" w:eastAsia="Microsoft JhengHei"/>
           <w:b/>
         </w:rPr>
-        <w:t>請多預留 30 分鐘緩衝</w:t>
-      </w:r>
-      <w:r>
-        <w:rPr>
-          <w:rFonts w:ascii="Microsoft JhengHei" w:hAnsi="Microsoft JhengHei" w:eastAsia="Microsoft JhengHei"/>
-        </w:rPr>
-        <w:t>，視放行李和交通狀況調整出發時間：</w:t>
+        <w:t>09:00 Combo Lift 場次</w:t>
+      </w:r>
+      <w:r>
+        <w:rPr>
+          <w:rFonts w:ascii="Microsoft JhengHei" w:hAnsi="Microsoft JhengHei" w:eastAsia="Microsoft JhengHei"/>
+        </w:rPr>
+        <w:t>（預約編號請查群組）。Combo Lift 包含：教堂內部 + 屋頂露台（電梯上、樓梯下）+ 大教堂博物館 + San Gottardo 教堂。</w:t>
       </w:r>
     </w:p>
     <w:p>
-      <w:pPr>
-        <w:pStyle w:val="Heading3"/>
-      </w:pPr>
-      <w:r>
-        <w:t>13:30 - 14:00 | 抵達大教堂廣場 + 外觀拍照</w:t>
+      <w:pPr/>
+      <w:r>
+        <w:rPr>
+          <w:rFonts w:ascii="Microsoft JhengHei" w:hAnsi="Microsoft JhengHei" w:eastAsia="Microsoft JhengHei"/>
+        </w:rPr>
+      </w:r>
+      <w:r>
+        <w:rPr>
+          <w:rFonts w:ascii="Microsoft JhengHei" w:hAnsi="Microsoft JhengHei" w:eastAsia="Microsoft JhengHei"/>
+          <w:b/>
+        </w:rPr>
+        <w:t>08:45 必須抵達 GATE 2 LIGHT BLU 完成安檢</w:t>
+      </w:r>
+      <w:r>
+        <w:rPr>
+          <w:rFonts w:ascii="Microsoft JhengHei" w:hAnsi="Microsoft JhengHei" w:eastAsia="Microsoft JhengHei"/>
+        </w:rPr>
+        <w:t>，09:00 準時入場。下午 12:30 接 Trattoria Milanese 午餐，銜接下午自由行動。</w:t>
       </w:r>
     </w:p>
     <w:p>
       <w:pPr>
-        <w:ind w:left="454" w:hanging="227"/>
-      </w:pPr>
-      <w:r>
-        <w:rPr>
-          <w:rFonts w:ascii="Microsoft JhengHei" w:hAnsi="Microsoft JhengHei" w:eastAsia="Microsoft JhengHei"/>
-          <w:sz w:val="21"/>
-        </w:rPr>
-        <w:t>• 從 Duomo 地鐵站出來，先在廣場上拍攝教堂正面全景</w:t>
+        <w:pStyle w:val="Heading3"/>
+      </w:pPr>
+      <w:r>
+        <w:t>08:30 - 08:45 | 抵達廣場 + 外觀拍照</w:t>
       </w:r>
     </w:p>
     <w:p>
@@ -4403,7 +4412,7 @@
           <w:rFonts w:ascii="Microsoft JhengHei" w:hAnsi="Microsoft JhengHei" w:eastAsia="Microsoft JhengHei"/>
           <w:sz w:val="21"/>
         </w:rPr>
-        <w:t>• 繞到教堂側面和後方看飛扶壁與尖塔</w:t>
+        <w:t>• 從 Duomo 地鐵站出來，先在廣場上拍攝教堂正面全景</w:t>
       </w:r>
     </w:p>
     <w:p>
@@ -4415,7 +4424,31 @@
           <w:rFonts w:ascii="Microsoft JhengHei" w:hAnsi="Microsoft JhengHei" w:eastAsia="Microsoft JhengHei"/>
           <w:sz w:val="21"/>
         </w:rPr>
-        <w:t>• 感受廣場的氛圍，觀察教堂的規模</w:t>
+        <w:t>• 上午光線從東方斜射立面，雕像剪影最清晰、整體最上鏡</w:t>
+      </w:r>
+    </w:p>
+    <w:p>
+      <w:pPr>
+        <w:ind w:left="454" w:hanging="227"/>
+      </w:pPr>
+      <w:r>
+        <w:rPr>
+          <w:rFonts w:ascii="Microsoft JhengHei" w:hAnsi="Microsoft JhengHei" w:eastAsia="Microsoft JhengHei"/>
+          <w:sz w:val="21"/>
+        </w:rPr>
+        <w:t>• 觀察立面細節：3,400 尊雕像、135 根尖塔</w:t>
+      </w:r>
+    </w:p>
+    <w:p>
+      <w:pPr>
+        <w:ind w:left="454" w:hanging="227"/>
+      </w:pPr>
+      <w:r>
+        <w:rPr>
+          <w:rFonts w:ascii="Microsoft JhengHei" w:hAnsi="Microsoft JhengHei" w:eastAsia="Microsoft JhengHei"/>
+          <w:sz w:val="21"/>
+        </w:rPr>
+        <w:t>• 繞到教堂側面看飛扶壁與尖塔群</w:t>
       </w:r>
     </w:p>
     <w:p>
@@ -4432,7 +4465,7 @@
           <w:color w:val="5D6D7E"/>
           <w:sz w:val="21"/>
         </w:rPr>
-        <w:t>這是拍照的最佳時段——下午的光線正面照射教堂立面。</w:t>
+        <w:t>上午廣場觀光客還少，是拍空景全景的黃金時段。</w:t>
       </w:r>
     </w:p>
     <w:p>
@@ -4440,7 +4473,7 @@
         <w:pStyle w:val="Heading3"/>
       </w:pPr>
       <w:r>
-        <w:t>14:00 - 15:15 | 屋頂露台（約 75 分鐘）</w:t>
+        <w:t>08:45 - 09:00 | 安檢入場 + 等待開場</w:t>
       </w:r>
     </w:p>
     <w:p>
@@ -4460,14 +4493,14 @@
           <w:b/>
           <w:sz w:val="21"/>
         </w:rPr>
-        <w:t>先上屋頂</w:t>
-      </w:r>
-      <w:r>
-        <w:rPr>
-          <w:rFonts w:ascii="Microsoft JhengHei" w:hAnsi="Microsoft JhengHei" w:eastAsia="Microsoft JhengHei"/>
-          <w:sz w:val="21"/>
-        </w:rPr>
-        <w:t>，趁下午光線最好、體力最充沛時享受尖塔森林</w:t>
+        <w:t>GATE 2 LIGHT BLU</w:t>
+      </w:r>
+      <w:r>
+        <w:rPr>
+          <w:rFonts w:ascii="Microsoft JhengHei" w:hAnsi="Microsoft JhengHei" w:eastAsia="Microsoft JhengHei"/>
+          <w:sz w:val="21"/>
+        </w:rPr>
+        <w:t xml:space="preserve"> 為 Combo Lift 持票者專用入口</w:t>
       </w:r>
     </w:p>
     <w:p>
@@ -4479,7 +4512,7 @@
           <w:rFonts w:ascii="Microsoft JhengHei" w:hAnsi="Microsoft JhengHei" w:eastAsia="Microsoft JhengHei"/>
           <w:sz w:val="21"/>
         </w:rPr>
-        <w:t>• 搭電梯到中層露台，再沿階梯走到最高觀景區</w:t>
+        <w:t>• 服裝再次確認：不可短褲、背心、細肩帶、迷你裙</w:t>
       </w:r>
     </w:p>
     <w:p>
@@ -4491,7 +4524,7 @@
           <w:rFonts w:ascii="Microsoft JhengHei" w:hAnsi="Microsoft JhengHei" w:eastAsia="Microsoft JhengHei"/>
           <w:sz w:val="21"/>
         </w:rPr>
-        <w:t>• 慢慢走、慢慢看，不趕時間</w:t>
+        <w:t>• 大型行李不可進場（建議出門前就留在住宿）</w:t>
       </w:r>
     </w:p>
     <w:p>
@@ -4503,7 +4536,22 @@
           <w:rFonts w:ascii="Microsoft JhengHei" w:hAnsi="Microsoft JhengHei" w:eastAsia="Microsoft JhengHei"/>
           <w:sz w:val="21"/>
         </w:rPr>
-        <w:t>• 在尖塔之間拍照、找各種奇特的雕像和雨漏獸</w:t>
+        <w:t>• 教堂與露台上</w:t>
+      </w:r>
+      <w:r>
+        <w:rPr>
+          <w:rFonts w:ascii="Microsoft JhengHei" w:hAnsi="Microsoft JhengHei" w:eastAsia="Microsoft JhengHei"/>
+          <w:b/>
+          <w:sz w:val="21"/>
+        </w:rPr>
+        <w:t>無廁所</w:t>
+      </w:r>
+      <w:r>
+        <w:rPr>
+          <w:rFonts w:ascii="Microsoft JhengHei" w:hAnsi="Microsoft JhengHei" w:eastAsia="Microsoft JhengHei"/>
+          <w:sz w:val="21"/>
+        </w:rPr>
+        <w:t>，先去廣場附近公廁</w:t>
       </w:r>
     </w:p>
     <w:p>
@@ -4515,11 +4563,19 @@
           <w:rFonts w:ascii="Microsoft JhengHei" w:hAnsi="Microsoft JhengHei" w:eastAsia="Microsoft JhengHei"/>
           <w:sz w:val="21"/>
         </w:rPr>
-        <w:t>• 往北看阿爾卑斯山（6 月能見度好的話）</w:t>
+        <w:t>• 印好的紙本門票拿出來備查</w:t>
       </w:r>
     </w:p>
     <w:p>
       <w:pPr>
+        <w:pStyle w:val="Heading3"/>
+      </w:pPr>
+      <w:r>
+        <w:t>09:00 - 10:15 | 屋頂露台（約 75 分鐘）</w:t>
+      </w:r>
+    </w:p>
+    <w:p>
+      <w:pPr>
         <w:ind w:left="454" w:hanging="227"/>
       </w:pPr>
       <w:r>
@@ -4527,7 +4583,82 @@
           <w:rFonts w:ascii="Microsoft JhengHei" w:hAnsi="Microsoft JhengHei" w:eastAsia="Microsoft JhengHei"/>
           <w:sz w:val="21"/>
         </w:rPr>
-        <w:t>• 往南看城市全景</w:t>
+        <w:t xml:space="preserve">• </w:t>
+      </w:r>
+      <w:r>
+        <w:rPr>
+          <w:rFonts w:ascii="Microsoft JhengHei" w:hAnsi="Microsoft JhengHei" w:eastAsia="Microsoft JhengHei"/>
+          <w:b/>
+          <w:sz w:val="21"/>
+        </w:rPr>
+        <w:t>趁早上人少先上屋頂</w:t>
+      </w:r>
+      <w:r>
+        <w:rPr>
+          <w:rFonts w:ascii="Microsoft JhengHei" w:hAnsi="Microsoft JhengHei" w:eastAsia="Microsoft JhengHei"/>
+          <w:sz w:val="21"/>
+        </w:rPr>
+        <w:t>，9:00 一開門通常前 30 分鐘最少觀光客</w:t>
+      </w:r>
+    </w:p>
+    <w:p>
+      <w:pPr>
+        <w:ind w:left="454" w:hanging="227"/>
+      </w:pPr>
+      <w:r>
+        <w:rPr>
+          <w:rFonts w:ascii="Microsoft JhengHei" w:hAnsi="Microsoft JhengHei" w:eastAsia="Microsoft JhengHei"/>
+          <w:sz w:val="21"/>
+        </w:rPr>
+        <w:t>• 搭電梯到中層露台，再沿階梯上到最高觀景區</w:t>
+      </w:r>
+    </w:p>
+    <w:p>
+      <w:pPr>
+        <w:ind w:left="454" w:hanging="227"/>
+      </w:pPr>
+      <w:r>
+        <w:rPr>
+          <w:rFonts w:ascii="Microsoft JhengHei" w:hAnsi="Microsoft JhengHei" w:eastAsia="Microsoft JhengHei"/>
+          <w:sz w:val="21"/>
+        </w:rPr>
+        <w:t>• 上午斜射光把尖塔、雕像、雨漏獸的細節打得最立體</w:t>
+      </w:r>
+    </w:p>
+    <w:p>
+      <w:pPr>
+        <w:ind w:left="454" w:hanging="227"/>
+      </w:pPr>
+      <w:r>
+        <w:rPr>
+          <w:rFonts w:ascii="Microsoft JhengHei" w:hAnsi="Microsoft JhengHei" w:eastAsia="Microsoft JhengHei"/>
+          <w:sz w:val="21"/>
+        </w:rPr>
+        <w:t>• 往北看阿爾卑斯山（6 月晨間能見度通常較佳）</w:t>
+      </w:r>
+    </w:p>
+    <w:p>
+      <w:pPr>
+        <w:ind w:left="454" w:hanging="227"/>
+      </w:pPr>
+      <w:r>
+        <w:rPr>
+          <w:rFonts w:ascii="Microsoft JhengHei" w:hAnsi="Microsoft JhengHei" w:eastAsia="Microsoft JhengHei"/>
+          <w:sz w:val="21"/>
+        </w:rPr>
+        <w:t>• 往南看城市全景，遠處可看到摩天輪與商業區</w:t>
+      </w:r>
+    </w:p>
+    <w:p>
+      <w:pPr>
+        <w:ind w:left="454" w:hanging="227"/>
+      </w:pPr>
+      <w:r>
+        <w:rPr>
+          <w:rFonts w:ascii="Microsoft JhengHei" w:hAnsi="Microsoft JhengHei" w:eastAsia="Microsoft JhengHei"/>
+          <w:sz w:val="21"/>
+        </w:rPr>
+        <w:t>• 結束時走樓梯下來（Combo Lift 規定電梯上、樓梯下）</w:t>
       </w:r>
     </w:p>
     <w:p>
@@ -4560,7 +4691,7 @@
           <w:color w:val="5D6D7E"/>
           <w:sz w:val="21"/>
         </w:rPr>
-        <w:t xml:space="preserve"> 屋頂是露天的，趁天氣好、光線佳時先上去。萬一之後變天（米蘭 6 月偶有午後陣雨），教堂內部是室內，不受影響。</w:t>
+        <w:t xml:space="preserve"> 屋頂露天，6 月上午光線最佳；下午容易碰到午後雷陣雨。先把不能避雨的部分做掉，後段室內博物館就算下雨也不影響。</w:t>
       </w:r>
     </w:p>
     <w:p>
@@ -4568,7 +4699,7 @@
         <w:pStyle w:val="Heading3"/>
       </w:pPr>
       <w:r>
-        <w:t>15:15 - 16:15 | 教堂內部（約 60 分鐘）</w:t>
+        <w:t>10:15 - 11:15 | 教堂內部（約 60 分鐘）</w:t>
       </w:r>
     </w:p>
     <w:p>
@@ -4580,7 +4711,7 @@
           <w:rFonts w:ascii="Microsoft JhengHei" w:hAnsi="Microsoft JhengHei" w:eastAsia="Microsoft JhengHei"/>
           <w:sz w:val="21"/>
         </w:rPr>
-        <w:t>• 從正門進入，先在中殿感受空間的壯闘</w:t>
+        <w:t>• 從正門進入，先在中殿感受空間的壯闊</w:t>
       </w:r>
     </w:p>
     <w:p>
@@ -4604,7 +4735,7 @@
           <w:rFonts w:ascii="Microsoft JhengHei" w:hAnsi="Microsoft JhengHei" w:eastAsia="Microsoft JhengHei"/>
           <w:sz w:val="21"/>
         </w:rPr>
-        <w:t>• 後殿欣賞巨型彩繪玻璃窗（下午光線正好）</w:t>
+        <w:t>• 後殿欣賞巨型彩繪玻璃窗</w:t>
       </w:r>
     </w:p>
     <w:p>
@@ -4657,7 +4788,7 @@
           <w:color w:val="5D6D7E"/>
           <w:sz w:val="21"/>
         </w:rPr>
-        <w:t>週日下午彌撒已結束，可以自由參觀。</w:t>
+        <w:t>⚠ 週一上午 11:00 有彌撒（約 30-40 分鐘），若碰到請先參觀其他區域，待彌撒結束再進中殿核心區。</w:t>
       </w:r>
     </w:p>
     <w:p>
@@ -4665,7 +4796,7 @@
         <w:pStyle w:val="Heading3"/>
       </w:pPr>
       <w:r>
-        <w:t>16:15 - 16:35 | 地下遺跡（約 20 分鐘）</w:t>
+        <w:t>11:15 - 11:50 | 主教座堂博物館（約 35 分鐘）</w:t>
       </w:r>
     </w:p>
     <w:p>
@@ -4677,7 +4808,7 @@
           <w:rFonts w:ascii="Microsoft JhengHei" w:hAnsi="Microsoft JhengHei" w:eastAsia="Microsoft JhengHei"/>
           <w:sz w:val="21"/>
         </w:rPr>
-        <w:t>• 快速參觀聖若望泉洗禮堂遺跡</w:t>
+        <w:t>• 位於大教堂廣場南側 Palazzo Reale 內，出教堂步行 2 分鐘</w:t>
       </w:r>
     </w:p>
     <w:p>
@@ -4689,7 +4820,7 @@
           <w:rFonts w:ascii="Microsoft JhengHei" w:hAnsi="Microsoft JhengHei" w:eastAsia="Microsoft JhengHei"/>
           <w:sz w:val="21"/>
         </w:rPr>
-        <w:t>• 了解米蘭的早期基督教歷史</w:t>
+        <w:t>• 重點：原始雕像真跡、教堂木質模型、彩繪玻璃殘片</w:t>
       </w:r>
     </w:p>
     <w:p>
@@ -4701,42 +4832,27 @@
           <w:rFonts w:ascii="Microsoft JhengHei" w:hAnsi="Microsoft JhengHei" w:eastAsia="Microsoft JhengHei"/>
           <w:sz w:val="21"/>
         </w:rPr>
-        <w:t xml:space="preserve">• </w:t>
-      </w:r>
-      <w:r>
-        <w:rPr>
-          <w:rFonts w:ascii="Microsoft JhengHei" w:hAnsi="Microsoft JhengHei" w:eastAsia="Microsoft JhengHei"/>
-          <w:b/>
-          <w:sz w:val="21"/>
-        </w:rPr>
-        <w:t>注意</w:t>
-      </w:r>
-      <w:r>
-        <w:rPr>
-          <w:rFonts w:ascii="Microsoft JhengHei" w:hAnsi="Microsoft JhengHei" w:eastAsia="Microsoft JhengHei"/>
-          <w:sz w:val="21"/>
-        </w:rPr>
-        <w:t>：聖卡羅地下聖髑室週日不開放，6/21 無法參觀。可將省下的時間用於屋頂露台或拱廊</w:t>
+        <w:t>• 吹冷氣休息一下</w:t>
       </w:r>
     </w:p>
     <w:p>
       <w:pPr>
-        <w:pStyle w:val="Heading3"/>
-      </w:pPr>
-      <w:r>
-        <w:t>16:35 - 17:05 | 主教座堂博物館（約 30 分鐘）</w:t>
+        <w:ind w:left="454" w:hanging="227"/>
+      </w:pPr>
+      <w:r>
+        <w:rPr>
+          <w:rFonts w:ascii="Microsoft JhengHei" w:hAnsi="Microsoft JhengHei" w:eastAsia="Microsoft JhengHei"/>
+          <w:sz w:val="21"/>
+        </w:rPr>
+        <w:t>• ⚠ 包含在 Combo Lift 內，票根勿丟</w:t>
       </w:r>
     </w:p>
     <w:p>
       <w:pPr>
-        <w:ind w:left="454" w:hanging="227"/>
-      </w:pPr>
-      <w:r>
-        <w:rPr>
-          <w:rFonts w:ascii="Microsoft JhengHei" w:hAnsi="Microsoft JhengHei" w:eastAsia="Microsoft JhengHei"/>
-          <w:sz w:val="21"/>
-        </w:rPr>
-        <w:t>• 重點看原始雕像真跡和教堂木質模型</w:t>
+        <w:pStyle w:val="Heading3"/>
+      </w:pPr>
+      <w:r>
+        <w:t>11:50 - 12:15 | San Gottardo 教堂（約 25 分鐘）</w:t>
       </w:r>
     </w:p>
     <w:p>
@@ -4748,7 +4864,7 @@
           <w:rFonts w:ascii="Microsoft JhengHei" w:hAnsi="Microsoft JhengHei" w:eastAsia="Microsoft JhengHei"/>
           <w:sz w:val="21"/>
         </w:rPr>
-        <w:t>• 吹冷氣休息一下</w:t>
+        <w:t>• 米蘭舊宮廷小教堂，Combo Lift 內最少人去的部分</w:t>
       </w:r>
     </w:p>
     <w:p>
@@ -4760,27 +4876,27 @@
           <w:rFonts w:ascii="Microsoft JhengHei" w:hAnsi="Microsoft JhengHei" w:eastAsia="Microsoft JhengHei"/>
           <w:sz w:val="21"/>
         </w:rPr>
-        <w:t>• 如果時間不夠或大家想早點逛拱廊，可以縮短或跳過</w:t>
+        <w:t>• 14 世紀壁畫與哥德式鐘樓</w:t>
       </w:r>
     </w:p>
     <w:p>
       <w:pPr>
-        <w:pStyle w:val="Heading3"/>
-      </w:pPr>
-      <w:r>
-        <w:t>17:05 - 18:00 | 艾曼紐二世拱廊（約 55 分鐘）</w:t>
+        <w:ind w:left="454" w:hanging="227"/>
+      </w:pPr>
+      <w:r>
+        <w:rPr>
+          <w:rFonts w:ascii="Microsoft JhengHei" w:hAnsi="Microsoft JhengHei" w:eastAsia="Microsoft JhengHei"/>
+          <w:sz w:val="21"/>
+        </w:rPr>
+        <w:t>• 與大教堂宏偉的哥德式風格形成鮮明對比，氛圍寧靜</w:t>
       </w:r>
     </w:p>
     <w:p>
       <w:pPr>
-        <w:ind w:left="454" w:hanging="227"/>
-      </w:pPr>
-      <w:r>
-        <w:rPr>
-          <w:rFonts w:ascii="Microsoft JhengHei" w:hAnsi="Microsoft JhengHei" w:eastAsia="Microsoft JhengHei"/>
-          <w:sz w:val="21"/>
-        </w:rPr>
-        <w:t>• 從博物館走到大教堂廣場北側進入拱廊</w:t>
+        <w:pStyle w:val="Heading3"/>
+      </w:pPr>
+      <w:r>
+        <w:t>12:15 - 12:50 | 艾曼紐二世拱廊（順道參觀，約 35 分鐘）</w:t>
       </w:r>
     </w:p>
     <w:p>
@@ -4792,7 +4908,7 @@
           <w:rFonts w:ascii="Microsoft JhengHei" w:hAnsi="Microsoft JhengHei" w:eastAsia="Microsoft JhengHei"/>
           <w:sz w:val="21"/>
         </w:rPr>
-        <w:t>• 抬頭看玻璃穹頂，低頭找公牛馬賽克</w:t>
+        <w:t>• 從 San Gottardo 走回大教堂廣場北側進入拱廊</w:t>
       </w:r>
     </w:p>
     <w:p>
@@ -4804,7 +4920,7 @@
           <w:rFonts w:ascii="Microsoft JhengHei" w:hAnsi="Microsoft JhengHei" w:eastAsia="Microsoft JhengHei"/>
           <w:sz w:val="21"/>
         </w:rPr>
-        <w:t>• 排隊踩公牛轉運（5 個人都要轉！）</w:t>
+        <w:t>• 抬頭看玻璃穹頂，低頭找公牛馬賽克</w:t>
       </w:r>
     </w:p>
     <w:p>
@@ -4816,7 +4932,7 @@
           <w:rFonts w:ascii="Microsoft JhengHei" w:hAnsi="Microsoft JhengHei" w:eastAsia="Microsoft JhengHei"/>
           <w:sz w:val="21"/>
         </w:rPr>
-        <w:t>• 逛 Prada 旗艦店（就算不買也看看歷史店面）</w:t>
+        <w:t>• 排隊踩公牛轉運（5 個人都要轉！）</w:t>
       </w:r>
     </w:p>
     <w:p>
@@ -4828,27 +4944,27 @@
           <w:rFonts w:ascii="Microsoft JhengHei" w:hAnsi="Microsoft JhengHei" w:eastAsia="Microsoft JhengHei"/>
           <w:sz w:val="21"/>
         </w:rPr>
-        <w:t>• 在 Camparino in Galleria 喝一杯 Aperitivo</w:t>
+        <w:t>• 經過 Prada 旗艦店（就算不買也看看 1913 年起的歷史店面）</w:t>
       </w:r>
     </w:p>
     <w:p>
       <w:pPr>
-        <w:pStyle w:val="Heading3"/>
-      </w:pPr>
-      <w:r>
-        <w:t>18:00 - 18:30 | 緩衝時間</w:t>
+        <w:ind w:left="454" w:hanging="227"/>
+      </w:pPr>
+      <w:r>
+        <w:rPr>
+          <w:rFonts w:ascii="Microsoft JhengHei" w:hAnsi="Microsoft JhengHei" w:eastAsia="Microsoft JhengHei"/>
+          <w:sz w:val="21"/>
+        </w:rPr>
+        <w:t>• ⚠ 拱廊不在 Combo Lift 內，但就在隔壁不需另購票</w:t>
       </w:r>
     </w:p>
     <w:p>
       <w:pPr>
-        <w:ind w:left="454" w:hanging="227"/>
-      </w:pPr>
-      <w:r>
-        <w:rPr>
-          <w:rFonts w:ascii="Microsoft JhengHei" w:hAnsi="Microsoft JhengHei" w:eastAsia="Microsoft JhengHei"/>
-          <w:sz w:val="21"/>
-        </w:rPr>
-        <w:t>• 回到大教堂廣場，拍攝夕陽斜照下的教堂側面</w:t>
+        <w:pStyle w:val="Heading3"/>
+      </w:pPr>
+      <w:r>
+        <w:t>12:50 - 13:00 | 移動到午餐</w:t>
       </w:r>
     </w:p>
     <w:p>
@@ -4860,15 +4976,34 @@
           <w:rFonts w:ascii="Microsoft JhengHei" w:hAnsi="Microsoft JhengHei" w:eastAsia="Microsoft JhengHei"/>
           <w:sz w:val="21"/>
         </w:rPr>
-        <w:t>• 如果體力還行，可以走到斯卡拉歌劇院廣場（穿過拱廊即到）看達文西雕像</w:t>
+        <w:t xml:space="preserve">• 從拱廊步行到 </w:t>
+      </w:r>
+      <w:r>
+        <w:rPr>
+          <w:rFonts w:ascii="Microsoft JhengHei" w:hAnsi="Microsoft JhengHei" w:eastAsia="Microsoft JhengHei"/>
+          <w:b/>
+          <w:sz w:val="21"/>
+        </w:rPr>
+        <w:t>Trattoria Milanese</w:t>
+      </w:r>
+      <w:r>
+        <w:rPr>
+          <w:rFonts w:ascii="Microsoft JhengHei" w:hAnsi="Microsoft JhengHei" w:eastAsia="Microsoft JhengHei"/>
+          <w:sz w:val="21"/>
+        </w:rPr>
+        <w:t>（Via Santa Marta 11）約 7 分鐘</w:t>
       </w:r>
     </w:p>
     <w:p>
       <w:pPr>
-        <w:pStyle w:val="Heading3"/>
-      </w:pPr>
-      <w:r>
-        <w:t>18:30 以後 | 前往 Navigli 運河區</w:t>
+        <w:ind w:left="454" w:hanging="227"/>
+      </w:pPr>
+      <w:r>
+        <w:rPr>
+          <w:rFonts w:ascii="Microsoft JhengHei" w:hAnsi="Microsoft JhengHei" w:eastAsia="Microsoft JhengHei"/>
+          <w:sz w:val="21"/>
+        </w:rPr>
+        <w:t>• 13:00 抵達餐廳開吃米蘭三經典（已訂位）</w:t>
       </w:r>
     </w:p>
     <w:p>
@@ -4880,31 +5015,7 @@
           <w:rFonts w:ascii="Microsoft JhengHei" w:hAnsi="Microsoft JhengHei" w:eastAsia="Microsoft JhengHei"/>
           <w:sz w:val="21"/>
         </w:rPr>
-        <w:t>• 最簡單的方式：直接叫計程車 / Uber（約 10-15 分鐘），5 人分攤車資很划算</w:t>
-      </w:r>
-    </w:p>
-    <w:p>
-      <w:pPr>
-        <w:ind w:left="454" w:hanging="227"/>
-      </w:pPr>
-      <w:r>
-        <w:rPr>
-          <w:rFonts w:ascii="Microsoft JhengHei" w:hAnsi="Microsoft JhengHei" w:eastAsia="Microsoft JhengHei"/>
-          <w:sz w:val="21"/>
-        </w:rPr>
-        <w:t>• 地鐵方案：從 Duomo 站搭 M2 綠線到 Porta Genova 站（約 10 分鐘，需在 Cadorna 方向轉乘），或步行約 25-30 分鐘沿 Via Torino 南行亦可到達</w:t>
-      </w:r>
-    </w:p>
-    <w:p>
-      <w:pPr>
-        <w:ind w:left="454" w:hanging="227"/>
-      </w:pPr>
-      <w:r>
-        <w:rPr>
-          <w:rFonts w:ascii="Microsoft JhengHei" w:hAnsi="Microsoft JhengHei" w:eastAsia="Microsoft JhengHei"/>
-          <w:sz w:val="21"/>
-        </w:rPr>
-        <w:t>• 享受米蘭的 Aperitivo 文化和運河畔晚餐</w:t>
+        <w:t>• 下午自由行動三選一接續</w:t>
       </w:r>
     </w:p>
     <w:p>
@@ -4937,397 +5048,24 @@
           <w:color w:val="5D6D7E"/>
           <w:sz w:val="21"/>
         </w:rPr>
-        <w:t>：以上是寬鬆版時間表，如果高鐵延誤或放行李花了額外時間，可以縮短博物館和地下遺跡（各砍 10-15 分鐘），確保屋頂露台和教堂內部的時間不被壓縮。</w:t>
-      </w:r>
-    </w:p>
-    <w:p>
-      <w:pPr>
-        <w:spacing w:before="40" w:after="40"/>
-        <w:pBdr>
-          <w:bottom w:val="single" w:sz="4" w:space="1" w:color="BDC3C7"/>
-        </w:pBdr>
-      </w:pPr>
-    </w:p>
-    <w:p>
-      <w:r>
-        <w:br w:type="page"/>
-      </w:r>
-    </w:p>
-    <w:p>
-      <w:pPr>
-        <w:pStyle w:val="Heading2"/>
-      </w:pPr>
-      <w:r>
-        <w:t>四、實用提醒</w:t>
-      </w:r>
-    </w:p>
-    <w:p>
-      <w:pPr>
-        <w:pStyle w:val="Heading3"/>
-      </w:pPr>
-      <w:r>
-        <w:t>安檢與排隊</w:t>
-      </w:r>
-    </w:p>
-    <w:p>
-      <w:pPr>
-        <w:ind w:left="454" w:hanging="227"/>
-      </w:pPr>
-      <w:r>
-        <w:rPr>
-          <w:rFonts w:ascii="Microsoft JhengHei" w:hAnsi="Microsoft JhengHei" w:eastAsia="Microsoft JhengHei"/>
-          <w:sz w:val="21"/>
-        </w:rPr>
-        <w:t>• 教堂入口設有機場等級的安檢（金屬探測門 + 行李 X 光機）</w:t>
-      </w:r>
-    </w:p>
-    <w:p>
-      <w:pPr>
-        <w:ind w:left="454" w:hanging="227"/>
-      </w:pPr>
-      <w:r>
-        <w:rPr>
-          <w:rFonts w:ascii="Microsoft JhengHei" w:hAnsi="Microsoft JhengHei" w:eastAsia="Microsoft JhengHei"/>
-          <w:sz w:val="21"/>
-        </w:rPr>
-        <w:t xml:space="preserve">• </w:t>
+        <w:t xml:space="preserve">：以上是寬鬆版，每段時間都留有 5-10 分鐘緩衝。若想加碼可在 11:00 後加進 </w:t>
       </w:r>
       <w:r>
         <w:rPr>
           <w:rFonts w:ascii="Microsoft JhengHei" w:hAnsi="Microsoft JhengHei" w:eastAsia="Microsoft JhengHei"/>
           <w:b/>
-          <w:sz w:val="21"/>
-        </w:rPr>
-        <w:t>6 月旺季排隊</w:t>
-      </w:r>
-      <w:r>
-        <w:rPr>
-          <w:rFonts w:ascii="Microsoft JhengHei" w:hAnsi="Microsoft JhengHei" w:eastAsia="Microsoft JhengHei"/>
-          <w:sz w:val="21"/>
-        </w:rPr>
-        <w:t>：平均 15-30 分鐘，週日比平日稍好</w:t>
-      </w:r>
-    </w:p>
-    <w:p>
-      <w:pPr>
-        <w:ind w:left="454" w:hanging="227"/>
-      </w:pPr>
-      <w:r>
-        <w:rPr>
-          <w:rFonts w:ascii="Microsoft JhengHei" w:hAnsi="Microsoft JhengHei" w:eastAsia="Microsoft JhengHei"/>
-          <w:sz w:val="21"/>
-        </w:rPr>
-        <w:t>• 線上預購 Duomo Pass 的旅客走</w:t>
-      </w:r>
-      <w:r>
-        <w:rPr>
-          <w:rFonts w:ascii="Microsoft JhengHei" w:hAnsi="Microsoft JhengHei" w:eastAsia="Microsoft JhengHei"/>
-          <w:b/>
-          <w:sz w:val="21"/>
-        </w:rPr>
-        <w:t>專用通道</w:t>
-      </w:r>
-      <w:r>
-        <w:rPr>
-          <w:rFonts w:ascii="Microsoft JhengHei" w:hAnsi="Microsoft JhengHei" w:eastAsia="Microsoft JhengHei"/>
-          <w:sz w:val="21"/>
-        </w:rPr>
-        <w:t>，通常比現場購票的隊伍快很多</w:t>
-      </w:r>
-    </w:p>
-    <w:p>
-      <w:pPr>
-        <w:ind w:left="454" w:hanging="227"/>
-      </w:pPr>
-      <w:r>
-        <w:rPr>
-          <w:rFonts w:ascii="Microsoft JhengHei" w:hAnsi="Microsoft JhengHei" w:eastAsia="Microsoft JhengHei"/>
-          <w:sz w:val="21"/>
-        </w:rPr>
-        <w:t>• 每個區域（教堂、屋頂、博物館、地下遺跡）都有獨立入口和安檢</w:t>
-      </w:r>
-    </w:p>
-    <w:p>
-      <w:pPr>
-        <w:pStyle w:val="Heading3"/>
-      </w:pPr>
-      <w:r>
-        <w:t>寄物規定</w:t>
-      </w:r>
-    </w:p>
-    <w:p>
-      <w:pPr>
-        <w:ind w:left="454" w:hanging="227"/>
-      </w:pPr>
-      <w:r>
-        <w:rPr>
-          <w:rFonts w:ascii="Microsoft JhengHei" w:hAnsi="Microsoft JhengHei" w:eastAsia="Microsoft JhengHei"/>
-          <w:sz w:val="21"/>
-        </w:rPr>
-        <w:t xml:space="preserve">• </w:t>
-      </w:r>
-      <w:r>
-        <w:rPr>
-          <w:rFonts w:ascii="Microsoft JhengHei" w:hAnsi="Microsoft JhengHei" w:eastAsia="Microsoft JhengHei"/>
-          <w:b/>
-          <w:sz w:val="21"/>
-        </w:rPr>
-        <w:t>禁止攜帶大型背包和行李箱</w:t>
-      </w:r>
-      <w:r>
-        <w:rPr>
-          <w:rFonts w:ascii="Microsoft JhengHei" w:hAnsi="Microsoft JhengHei" w:eastAsia="Microsoft JhengHei"/>
-          <w:sz w:val="21"/>
-        </w:rPr>
-        <w:t>進入教堂和屋頂</w:t>
-      </w:r>
-    </w:p>
-    <w:p>
-      <w:pPr>
-        <w:ind w:left="454" w:hanging="227"/>
-      </w:pPr>
-      <w:r>
-        <w:rPr>
-          <w:rFonts w:ascii="Microsoft JhengHei" w:hAnsi="Microsoft JhengHei" w:eastAsia="Microsoft JhengHei"/>
-          <w:sz w:val="21"/>
-        </w:rPr>
-        <w:t>• 教堂附近有寄物處，但容量有限</w:t>
-      </w:r>
-    </w:p>
-    <w:p>
-      <w:pPr>
-        <w:ind w:left="454" w:hanging="227"/>
-      </w:pPr>
-      <w:r>
-        <w:rPr>
-          <w:rFonts w:ascii="Microsoft JhengHei" w:hAnsi="Microsoft JhengHei" w:eastAsia="Microsoft JhengHei"/>
-          <w:sz w:val="21"/>
-        </w:rPr>
-        <w:t xml:space="preserve">• </w:t>
-      </w:r>
-      <w:r>
-        <w:rPr>
-          <w:rFonts w:ascii="Microsoft JhengHei" w:hAnsi="Microsoft JhengHei" w:eastAsia="Microsoft JhengHei"/>
-          <w:b/>
-          <w:sz w:val="21"/>
-        </w:rPr>
-        <w:t>建議</w:t>
-      </w:r>
-      <w:r>
-        <w:rPr>
-          <w:rFonts w:ascii="Microsoft JhengHei" w:hAnsi="Microsoft JhengHei" w:eastAsia="Microsoft JhengHei"/>
-          <w:sz w:val="21"/>
-        </w:rPr>
-        <w:t>：先到飯店放行李再來參觀。如果飯店還不能入住，米蘭中央車站有行李寄放服務（KiPoint 或 Stow Your Bags），寄好行李輕裝前往</w:t>
-      </w:r>
-    </w:p>
-    <w:p>
-      <w:pPr>
-        <w:pStyle w:val="Heading3"/>
-      </w:pPr>
-      <w:r>
-        <w:t>拍照規定</w:t>
-      </w:r>
-    </w:p>
-    <w:p>
-      <w:pPr>
-        <w:ind w:left="454" w:hanging="227"/>
-      </w:pPr>
-      <w:r>
-        <w:rPr>
-          <w:rFonts w:ascii="Microsoft JhengHei" w:hAnsi="Microsoft JhengHei" w:eastAsia="Microsoft JhengHei"/>
-          <w:sz w:val="21"/>
-        </w:rPr>
-        <w:t>• 教堂內部：</w:t>
-      </w:r>
-      <w:r>
-        <w:rPr>
-          <w:rFonts w:ascii="Microsoft JhengHei" w:hAnsi="Microsoft JhengHei" w:eastAsia="Microsoft JhengHei"/>
-          <w:b/>
-          <w:sz w:val="21"/>
-        </w:rPr>
-        <w:t>可以拍照，禁止閃光燈</w:t>
-      </w:r>
-      <w:r>
-        <w:rPr>
-          <w:rFonts w:ascii="Microsoft JhengHei" w:hAnsi="Microsoft JhengHei" w:eastAsia="Microsoft JhengHei"/>
-          <w:sz w:val="21"/>
-        </w:rPr>
-      </w:r>
-    </w:p>
-    <w:p>
-      <w:pPr>
-        <w:ind w:left="454" w:hanging="227"/>
-      </w:pPr>
-      <w:r>
-        <w:rPr>
-          <w:rFonts w:ascii="Microsoft JhengHei" w:hAnsi="Microsoft JhengHei" w:eastAsia="Microsoft JhengHei"/>
-          <w:sz w:val="21"/>
-        </w:rPr>
-        <w:t>• 屋頂露台：可以自由拍照</w:t>
-      </w:r>
-    </w:p>
-    <w:p>
-      <w:pPr>
-        <w:ind w:left="454" w:hanging="227"/>
-      </w:pPr>
-      <w:r>
-        <w:rPr>
-          <w:rFonts w:ascii="Microsoft JhengHei" w:hAnsi="Microsoft JhengHei" w:eastAsia="Microsoft JhengHei"/>
-          <w:sz w:val="21"/>
-        </w:rPr>
-        <w:t>• 博物館：可以拍照（禁閃光燈）</w:t>
-      </w:r>
-    </w:p>
-    <w:p>
-      <w:pPr>
-        <w:ind w:left="454" w:hanging="227"/>
-      </w:pPr>
-      <w:r>
-        <w:rPr>
-          <w:rFonts w:ascii="Microsoft JhengHei" w:hAnsi="Microsoft JhengHei" w:eastAsia="Microsoft JhengHei"/>
-          <w:sz w:val="21"/>
-        </w:rPr>
-        <w:t>• 禁止使用自拍桿（Selfie stick）</w:t>
-      </w:r>
-    </w:p>
-    <w:p>
-      <w:pPr>
-        <w:ind w:left="454" w:hanging="227"/>
-      </w:pPr>
-      <w:r>
-        <w:rPr>
-          <w:rFonts w:ascii="Microsoft JhengHei" w:hAnsi="Microsoft JhengHei" w:eastAsia="Microsoft JhengHei"/>
-          <w:sz w:val="21"/>
-        </w:rPr>
-        <w:t>• 禁止使用三腳架</w:t>
-      </w:r>
-    </w:p>
-    <w:p>
-      <w:pPr>
-        <w:pStyle w:val="Heading3"/>
-      </w:pPr>
-      <w:r>
-        <w:t>服裝要求</w:t>
-      </w:r>
-    </w:p>
-    <w:p>
-      <w:pPr>
-        <w:ind w:left="454" w:hanging="227"/>
-      </w:pPr>
-      <w:r>
-        <w:rPr>
-          <w:rFonts w:ascii="Microsoft JhengHei" w:hAnsi="Microsoft JhengHei" w:eastAsia="Microsoft JhengHei"/>
-          <w:sz w:val="21"/>
-        </w:rPr>
-        <w:t xml:space="preserve">• </w:t>
-      </w:r>
-      <w:r>
-        <w:rPr>
-          <w:rFonts w:ascii="Microsoft JhengHei" w:hAnsi="Microsoft JhengHei" w:eastAsia="Microsoft JhengHei"/>
-          <w:b/>
-          <w:sz w:val="21"/>
-        </w:rPr>
-        <w:t>必須遮蓋肩膀與膝蓋</w:t>
-      </w:r>
-      <w:r>
-        <w:rPr>
-          <w:rFonts w:ascii="Microsoft JhengHei" w:hAnsi="Microsoft JhengHei" w:eastAsia="Microsoft JhengHei"/>
-          <w:sz w:val="21"/>
-        </w:rPr>
-        <w:t>——與所有義大利教堂相同的規定</w:t>
-      </w:r>
-    </w:p>
-    <w:p>
-      <w:pPr>
-        <w:ind w:left="454" w:hanging="227"/>
-      </w:pPr>
-      <w:r>
-        <w:rPr>
-          <w:rFonts w:ascii="Microsoft JhengHei" w:hAnsi="Microsoft JhengHei" w:eastAsia="Microsoft JhengHei"/>
-          <w:sz w:val="21"/>
-        </w:rPr>
-        <w:t>• 無袖上衣、短褲、迷你裙、露背裝都</w:t>
-      </w:r>
-      <w:r>
-        <w:rPr>
-          <w:rFonts w:ascii="Microsoft JhengHei" w:hAnsi="Microsoft JhengHei" w:eastAsia="Microsoft JhengHei"/>
-          <w:b/>
-          <w:sz w:val="21"/>
-        </w:rPr>
-        <w:t>不行</w:t>
-      </w:r>
-      <w:r>
-        <w:rPr>
-          <w:rFonts w:ascii="Microsoft JhengHei" w:hAnsi="Microsoft JhengHei" w:eastAsia="Microsoft JhengHei"/>
-          <w:sz w:val="21"/>
-        </w:rPr>
-      </w:r>
-    </w:p>
-    <w:p>
-      <w:pPr>
-        <w:ind w:left="454" w:hanging="227"/>
-      </w:pPr>
-      <w:r>
-        <w:rPr>
-          <w:rFonts w:ascii="Microsoft JhengHei" w:hAnsi="Microsoft JhengHei" w:eastAsia="Microsoft JhengHei"/>
-          <w:sz w:val="21"/>
-        </w:rPr>
-        <w:t>• 不合規定者會被拒絕進入</w:t>
-      </w:r>
-    </w:p>
-    <w:p>
-      <w:pPr>
-        <w:ind w:left="454" w:hanging="227"/>
-      </w:pPr>
-      <w:r>
-        <w:rPr>
-          <w:rFonts w:ascii="Microsoft JhengHei" w:hAnsi="Microsoft JhengHei" w:eastAsia="Microsoft JhengHei"/>
-          <w:sz w:val="21"/>
-        </w:rPr>
-        <w:t>• 入口處通常</w:t>
-      </w:r>
-      <w:r>
-        <w:rPr>
-          <w:rFonts w:ascii="Microsoft JhengHei" w:hAnsi="Microsoft JhengHei" w:eastAsia="Microsoft JhengHei"/>
-          <w:b/>
-          <w:sz w:val="21"/>
-        </w:rPr>
-        <w:t>不提供</w:t>
-      </w:r>
-      <w:r>
-        <w:rPr>
-          <w:rFonts w:ascii="Microsoft JhengHei" w:hAnsi="Microsoft JhengHei" w:eastAsia="Microsoft JhengHei"/>
-          <w:sz w:val="21"/>
-        </w:rPr>
-        <w:t>遮蔽用品（不像某些教堂會借圍巾）</w:t>
-      </w:r>
-    </w:p>
-    <w:p>
-      <w:pPr>
-        <w:ind w:left="454" w:hanging="227"/>
-      </w:pPr>
-      <w:r>
-        <w:rPr>
-          <w:rFonts w:ascii="Microsoft JhengHei" w:hAnsi="Microsoft JhengHei" w:eastAsia="Microsoft JhengHei"/>
-          <w:sz w:val="21"/>
-        </w:rPr>
-        <w:t xml:space="preserve">• </w:t>
-      </w:r>
-      <w:r>
-        <w:rPr>
-          <w:rFonts w:ascii="Microsoft JhengHei" w:hAnsi="Microsoft JhengHei" w:eastAsia="Microsoft JhengHei"/>
-          <w:b/>
-          <w:sz w:val="21"/>
-        </w:rPr>
-        <w:t>建議</w:t>
-      </w:r>
-      <w:r>
-        <w:rPr>
-          <w:rFonts w:ascii="Microsoft JhengHei" w:hAnsi="Microsoft JhengHei" w:eastAsia="Microsoft JhengHei"/>
-          <w:sz w:val="21"/>
-        </w:rPr>
-        <w:t>：六月天熱，建議穿七分褲或及膝裙/裙褲，帶一件薄外套或圍巾備用。屋頂上風大時薄外套也用得上</w:t>
+          <w:color w:val="5D6D7E"/>
+          <w:sz w:val="21"/>
+        </w:rPr>
+        <w:t>Camparino in Galleria</w:t>
+      </w:r>
+      <w:r>
+        <w:rPr>
+          <w:rFonts w:ascii="Microsoft JhengHei" w:hAnsi="Microsoft JhengHei" w:eastAsia="Microsoft JhengHei"/>
+          <w:color w:val="5D6D7E"/>
+          <w:sz w:val="21"/>
+        </w:rPr>
+        <w:t xml:space="preserve"> 喝杯 espresso。若大家走不動可砍掉 San Gottardo（離 Combo Lift 路線稍遠）。</w:t>
       </w:r>
     </w:p>
     <w:p>
@@ -5352,7 +5090,7 @@
           <w:color w:val="5D6D7E"/>
           <w:sz w:val="21"/>
         </w:rPr>
-        <w:t>週日特別注意</w:t>
+        <w:t>不在 Combo Lift 內</w:t>
       </w:r>
       <w:r>
         <w:rPr>
@@ -5360,7 +5098,430 @@
           <w:color w:val="5D6D7E"/>
           <w:sz w:val="21"/>
         </w:rPr>
-        <w:t>：6/21 是週日，雖然下午彌撒已結束，但如果碰到教堂內有特殊宗教活動，部分區域可能暫時封閉。這種情況不常見，但保持彈性。</w:t>
+        <w:t>：聖卡羅地下聖髑室與地下考古遺跡需另購票（€8/人）。本動線預設不參觀，行有餘力可在 11:00–11:30 時段插入。</w:t>
+      </w:r>
+    </w:p>
+    <w:p>
+      <w:pPr>
+        <w:spacing w:before="40" w:after="40"/>
+        <w:pBdr>
+          <w:bottom w:val="single" w:sz="4" w:space="1" w:color="BDC3C7"/>
+        </w:pBdr>
+      </w:pPr>
+    </w:p>
+    <w:p>
+      <w:r>
+        <w:br w:type="page"/>
+      </w:r>
+    </w:p>
+    <w:p>
+      <w:pPr>
+        <w:pStyle w:val="Heading2"/>
+      </w:pPr>
+      <w:r>
+        <w:t>四、實用提醒</w:t>
+      </w:r>
+    </w:p>
+    <w:p>
+      <w:pPr>
+        <w:pStyle w:val="Heading3"/>
+      </w:pPr>
+      <w:r>
+        <w:t>安檢與排隊</w:t>
+      </w:r>
+    </w:p>
+    <w:p>
+      <w:pPr>
+        <w:ind w:left="454" w:hanging="227"/>
+      </w:pPr>
+      <w:r>
+        <w:rPr>
+          <w:rFonts w:ascii="Microsoft JhengHei" w:hAnsi="Microsoft JhengHei" w:eastAsia="Microsoft JhengHei"/>
+          <w:sz w:val="21"/>
+        </w:rPr>
+        <w:t>• 教堂入口設有機場等級的安檢（金屬探測門 + 行李 X 光機）</w:t>
+      </w:r>
+    </w:p>
+    <w:p>
+      <w:pPr>
+        <w:ind w:left="454" w:hanging="227"/>
+      </w:pPr>
+      <w:r>
+        <w:rPr>
+          <w:rFonts w:ascii="Microsoft JhengHei" w:hAnsi="Microsoft JhengHei" w:eastAsia="Microsoft JhengHei"/>
+          <w:sz w:val="21"/>
+        </w:rPr>
+        <w:t xml:space="preserve">• </w:t>
+      </w:r>
+      <w:r>
+        <w:rPr>
+          <w:rFonts w:ascii="Microsoft JhengHei" w:hAnsi="Microsoft JhengHei" w:eastAsia="Microsoft JhengHei"/>
+          <w:b/>
+          <w:sz w:val="21"/>
+        </w:rPr>
+        <w:t>6 月旺季排隊</w:t>
+      </w:r>
+      <w:r>
+        <w:rPr>
+          <w:rFonts w:ascii="Microsoft JhengHei" w:hAnsi="Microsoft JhengHei" w:eastAsia="Microsoft JhengHei"/>
+          <w:sz w:val="21"/>
+        </w:rPr>
+        <w:t>：平均 15-30 分鐘，週日比平日稍好</w:t>
+      </w:r>
+    </w:p>
+    <w:p>
+      <w:pPr>
+        <w:ind w:left="454" w:hanging="227"/>
+      </w:pPr>
+      <w:r>
+        <w:rPr>
+          <w:rFonts w:ascii="Microsoft JhengHei" w:hAnsi="Microsoft JhengHei" w:eastAsia="Microsoft JhengHei"/>
+          <w:sz w:val="21"/>
+        </w:rPr>
+        <w:t>• 線上預購 Duomo Pass 的旅客走</w:t>
+      </w:r>
+      <w:r>
+        <w:rPr>
+          <w:rFonts w:ascii="Microsoft JhengHei" w:hAnsi="Microsoft JhengHei" w:eastAsia="Microsoft JhengHei"/>
+          <w:b/>
+          <w:sz w:val="21"/>
+        </w:rPr>
+        <w:t>專用通道</w:t>
+      </w:r>
+      <w:r>
+        <w:rPr>
+          <w:rFonts w:ascii="Microsoft JhengHei" w:hAnsi="Microsoft JhengHei" w:eastAsia="Microsoft JhengHei"/>
+          <w:sz w:val="21"/>
+        </w:rPr>
+        <w:t>，通常比現場購票的隊伍快很多</w:t>
+      </w:r>
+    </w:p>
+    <w:p>
+      <w:pPr>
+        <w:ind w:left="454" w:hanging="227"/>
+      </w:pPr>
+      <w:r>
+        <w:rPr>
+          <w:rFonts w:ascii="Microsoft JhengHei" w:hAnsi="Microsoft JhengHei" w:eastAsia="Microsoft JhengHei"/>
+          <w:sz w:val="21"/>
+        </w:rPr>
+        <w:t>• 每個區域（教堂、屋頂、博物館、地下遺跡）都有獨立入口和安檢</w:t>
+      </w:r>
+    </w:p>
+    <w:p>
+      <w:pPr>
+        <w:pStyle w:val="Heading3"/>
+      </w:pPr>
+      <w:r>
+        <w:t>寄物規定</w:t>
+      </w:r>
+    </w:p>
+    <w:p>
+      <w:pPr>
+        <w:ind w:left="454" w:hanging="227"/>
+      </w:pPr>
+      <w:r>
+        <w:rPr>
+          <w:rFonts w:ascii="Microsoft JhengHei" w:hAnsi="Microsoft JhengHei" w:eastAsia="Microsoft JhengHei"/>
+          <w:sz w:val="21"/>
+        </w:rPr>
+        <w:t xml:space="preserve">• </w:t>
+      </w:r>
+      <w:r>
+        <w:rPr>
+          <w:rFonts w:ascii="Microsoft JhengHei" w:hAnsi="Microsoft JhengHei" w:eastAsia="Microsoft JhengHei"/>
+          <w:b/>
+          <w:sz w:val="21"/>
+        </w:rPr>
+        <w:t>禁止攜帶大型背包和行李箱</w:t>
+      </w:r>
+      <w:r>
+        <w:rPr>
+          <w:rFonts w:ascii="Microsoft JhengHei" w:hAnsi="Microsoft JhengHei" w:eastAsia="Microsoft JhengHei"/>
+          <w:sz w:val="21"/>
+        </w:rPr>
+        <w:t>進入教堂和屋頂</w:t>
+      </w:r>
+    </w:p>
+    <w:p>
+      <w:pPr>
+        <w:ind w:left="454" w:hanging="227"/>
+      </w:pPr>
+      <w:r>
+        <w:rPr>
+          <w:rFonts w:ascii="Microsoft JhengHei" w:hAnsi="Microsoft JhengHei" w:eastAsia="Microsoft JhengHei"/>
+          <w:sz w:val="21"/>
+        </w:rPr>
+        <w:t>• 教堂附近有寄物處，但容量有限</w:t>
+      </w:r>
+    </w:p>
+    <w:p>
+      <w:pPr>
+        <w:ind w:left="454" w:hanging="227"/>
+      </w:pPr>
+      <w:r>
+        <w:rPr>
+          <w:rFonts w:ascii="Microsoft JhengHei" w:hAnsi="Microsoft JhengHei" w:eastAsia="Microsoft JhengHei"/>
+          <w:sz w:val="21"/>
+        </w:rPr>
+        <w:t xml:space="preserve">• </w:t>
+      </w:r>
+      <w:r>
+        <w:rPr>
+          <w:rFonts w:ascii="Microsoft JhengHei" w:hAnsi="Microsoft JhengHei" w:eastAsia="Microsoft JhengHei"/>
+          <w:b/>
+          <w:sz w:val="21"/>
+        </w:rPr>
+        <w:t>建議</w:t>
+      </w:r>
+      <w:r>
+        <w:rPr>
+          <w:rFonts w:ascii="Microsoft JhengHei" w:hAnsi="Microsoft JhengHei" w:eastAsia="Microsoft JhengHei"/>
+          <w:sz w:val="21"/>
+        </w:rPr>
+        <w:t>：先到飯店放行李再來參觀。如果飯店還不能入住，米蘭中央車站有行李寄放服務（KiPoint 或 Stow Your Bags），寄好行李輕裝前往</w:t>
+      </w:r>
+    </w:p>
+    <w:p>
+      <w:pPr>
+        <w:pStyle w:val="Heading3"/>
+      </w:pPr>
+      <w:r>
+        <w:t>拍照規定</w:t>
+      </w:r>
+    </w:p>
+    <w:p>
+      <w:pPr>
+        <w:ind w:left="454" w:hanging="227"/>
+      </w:pPr>
+      <w:r>
+        <w:rPr>
+          <w:rFonts w:ascii="Microsoft JhengHei" w:hAnsi="Microsoft JhengHei" w:eastAsia="Microsoft JhengHei"/>
+          <w:sz w:val="21"/>
+        </w:rPr>
+        <w:t>• 教堂內部：</w:t>
+      </w:r>
+      <w:r>
+        <w:rPr>
+          <w:rFonts w:ascii="Microsoft JhengHei" w:hAnsi="Microsoft JhengHei" w:eastAsia="Microsoft JhengHei"/>
+          <w:b/>
+          <w:sz w:val="21"/>
+        </w:rPr>
+        <w:t>可以拍照，禁止閃光燈</w:t>
+      </w:r>
+      <w:r>
+        <w:rPr>
+          <w:rFonts w:ascii="Microsoft JhengHei" w:hAnsi="Microsoft JhengHei" w:eastAsia="Microsoft JhengHei"/>
+          <w:sz w:val="21"/>
+        </w:rPr>
+      </w:r>
+    </w:p>
+    <w:p>
+      <w:pPr>
+        <w:ind w:left="454" w:hanging="227"/>
+      </w:pPr>
+      <w:r>
+        <w:rPr>
+          <w:rFonts w:ascii="Microsoft JhengHei" w:hAnsi="Microsoft JhengHei" w:eastAsia="Microsoft JhengHei"/>
+          <w:sz w:val="21"/>
+        </w:rPr>
+        <w:t>• 屋頂露台：可以自由拍照</w:t>
+      </w:r>
+    </w:p>
+    <w:p>
+      <w:pPr>
+        <w:ind w:left="454" w:hanging="227"/>
+      </w:pPr>
+      <w:r>
+        <w:rPr>
+          <w:rFonts w:ascii="Microsoft JhengHei" w:hAnsi="Microsoft JhengHei" w:eastAsia="Microsoft JhengHei"/>
+          <w:sz w:val="21"/>
+        </w:rPr>
+        <w:t>• 博物館：可以拍照（禁閃光燈）</w:t>
+      </w:r>
+    </w:p>
+    <w:p>
+      <w:pPr>
+        <w:ind w:left="454" w:hanging="227"/>
+      </w:pPr>
+      <w:r>
+        <w:rPr>
+          <w:rFonts w:ascii="Microsoft JhengHei" w:hAnsi="Microsoft JhengHei" w:eastAsia="Microsoft JhengHei"/>
+          <w:sz w:val="21"/>
+        </w:rPr>
+        <w:t>• 禁止使用自拍桿（Selfie stick）</w:t>
+      </w:r>
+    </w:p>
+    <w:p>
+      <w:pPr>
+        <w:ind w:left="454" w:hanging="227"/>
+      </w:pPr>
+      <w:r>
+        <w:rPr>
+          <w:rFonts w:ascii="Microsoft JhengHei" w:hAnsi="Microsoft JhengHei" w:eastAsia="Microsoft JhengHei"/>
+          <w:sz w:val="21"/>
+        </w:rPr>
+        <w:t>• 禁止使用三腳架</w:t>
+      </w:r>
+    </w:p>
+    <w:p>
+      <w:pPr>
+        <w:pStyle w:val="Heading3"/>
+      </w:pPr>
+      <w:r>
+        <w:t>服裝要求</w:t>
+      </w:r>
+    </w:p>
+    <w:p>
+      <w:pPr>
+        <w:ind w:left="454" w:hanging="227"/>
+      </w:pPr>
+      <w:r>
+        <w:rPr>
+          <w:rFonts w:ascii="Microsoft JhengHei" w:hAnsi="Microsoft JhengHei" w:eastAsia="Microsoft JhengHei"/>
+          <w:sz w:val="21"/>
+        </w:rPr>
+        <w:t xml:space="preserve">• </w:t>
+      </w:r>
+      <w:r>
+        <w:rPr>
+          <w:rFonts w:ascii="Microsoft JhengHei" w:hAnsi="Microsoft JhengHei" w:eastAsia="Microsoft JhengHei"/>
+          <w:b/>
+          <w:sz w:val="21"/>
+        </w:rPr>
+        <w:t>必須遮蓋肩膀與膝蓋</w:t>
+      </w:r>
+      <w:r>
+        <w:rPr>
+          <w:rFonts w:ascii="Microsoft JhengHei" w:hAnsi="Microsoft JhengHei" w:eastAsia="Microsoft JhengHei"/>
+          <w:sz w:val="21"/>
+        </w:rPr>
+        <w:t>——與所有義大利教堂相同的規定</w:t>
+      </w:r>
+    </w:p>
+    <w:p>
+      <w:pPr>
+        <w:ind w:left="454" w:hanging="227"/>
+      </w:pPr>
+      <w:r>
+        <w:rPr>
+          <w:rFonts w:ascii="Microsoft JhengHei" w:hAnsi="Microsoft JhengHei" w:eastAsia="Microsoft JhengHei"/>
+          <w:sz w:val="21"/>
+        </w:rPr>
+        <w:t>• 無袖上衣、短褲、迷你裙、露背裝都</w:t>
+      </w:r>
+      <w:r>
+        <w:rPr>
+          <w:rFonts w:ascii="Microsoft JhengHei" w:hAnsi="Microsoft JhengHei" w:eastAsia="Microsoft JhengHei"/>
+          <w:b/>
+          <w:sz w:val="21"/>
+        </w:rPr>
+        <w:t>不行</w:t>
+      </w:r>
+      <w:r>
+        <w:rPr>
+          <w:rFonts w:ascii="Microsoft JhengHei" w:hAnsi="Microsoft JhengHei" w:eastAsia="Microsoft JhengHei"/>
+          <w:sz w:val="21"/>
+        </w:rPr>
+      </w:r>
+    </w:p>
+    <w:p>
+      <w:pPr>
+        <w:ind w:left="454" w:hanging="227"/>
+      </w:pPr>
+      <w:r>
+        <w:rPr>
+          <w:rFonts w:ascii="Microsoft JhengHei" w:hAnsi="Microsoft JhengHei" w:eastAsia="Microsoft JhengHei"/>
+          <w:sz w:val="21"/>
+        </w:rPr>
+        <w:t>• 不合規定者會被拒絕進入</w:t>
+      </w:r>
+    </w:p>
+    <w:p>
+      <w:pPr>
+        <w:ind w:left="454" w:hanging="227"/>
+      </w:pPr>
+      <w:r>
+        <w:rPr>
+          <w:rFonts w:ascii="Microsoft JhengHei" w:hAnsi="Microsoft JhengHei" w:eastAsia="Microsoft JhengHei"/>
+          <w:sz w:val="21"/>
+        </w:rPr>
+        <w:t>• 入口處通常</w:t>
+      </w:r>
+      <w:r>
+        <w:rPr>
+          <w:rFonts w:ascii="Microsoft JhengHei" w:hAnsi="Microsoft JhengHei" w:eastAsia="Microsoft JhengHei"/>
+          <w:b/>
+          <w:sz w:val="21"/>
+        </w:rPr>
+        <w:t>不提供</w:t>
+      </w:r>
+      <w:r>
+        <w:rPr>
+          <w:rFonts w:ascii="Microsoft JhengHei" w:hAnsi="Microsoft JhengHei" w:eastAsia="Microsoft JhengHei"/>
+          <w:sz w:val="21"/>
+        </w:rPr>
+        <w:t>遮蔽用品（不像某些教堂會借圍巾）</w:t>
+      </w:r>
+    </w:p>
+    <w:p>
+      <w:pPr>
+        <w:ind w:left="454" w:hanging="227"/>
+      </w:pPr>
+      <w:r>
+        <w:rPr>
+          <w:rFonts w:ascii="Microsoft JhengHei" w:hAnsi="Microsoft JhengHei" w:eastAsia="Microsoft JhengHei"/>
+          <w:sz w:val="21"/>
+        </w:rPr>
+        <w:t xml:space="preserve">• </w:t>
+      </w:r>
+      <w:r>
+        <w:rPr>
+          <w:rFonts w:ascii="Microsoft JhengHei" w:hAnsi="Microsoft JhengHei" w:eastAsia="Microsoft JhengHei"/>
+          <w:b/>
+          <w:sz w:val="21"/>
+        </w:rPr>
+        <w:t>建議</w:t>
+      </w:r>
+      <w:r>
+        <w:rPr>
+          <w:rFonts w:ascii="Microsoft JhengHei" w:hAnsi="Microsoft JhengHei" w:eastAsia="Microsoft JhengHei"/>
+          <w:sz w:val="21"/>
+        </w:rPr>
+        <w:t>：六月天熱，建議穿七分褲或及膝裙/裙褲，帶一件薄外套或圍巾備用。屋頂上風大時薄外套也用得上</w:t>
+      </w:r>
+    </w:p>
+    <w:p>
+      <w:pPr>
+        <w:ind w:left="283"/>
+        <w:pBdr>
+          <w:left w:val="single" w:sz="12" w:space="4" w:color="2E86C1"/>
+        </w:pBdr>
+        <w:shd w:fill="EBF5FB"/>
+      </w:pPr>
+      <w:r>
+        <w:rPr>
+          <w:rFonts w:ascii="Microsoft JhengHei" w:hAnsi="Microsoft JhengHei" w:eastAsia="Microsoft JhengHei"/>
+          <w:color w:val="5D6D7E"/>
+          <w:sz w:val="21"/>
+        </w:rPr>
+      </w:r>
+      <w:r>
+        <w:rPr>
+          <w:rFonts w:ascii="Microsoft JhengHei" w:hAnsi="Microsoft JhengHei" w:eastAsia="Microsoft JhengHei"/>
+          <w:b/>
+          <w:color w:val="5D6D7E"/>
+          <w:sz w:val="21"/>
+        </w:rPr>
+        <w:t>週一特別注意</w:t>
+      </w:r>
+      <w:r>
+        <w:rPr>
+          <w:rFonts w:ascii="Microsoft JhengHei" w:hAnsi="Microsoft JhengHei" w:eastAsia="Microsoft JhengHei"/>
+          <w:color w:val="5D6D7E"/>
+          <w:sz w:val="21"/>
+        </w:rPr>
+        <w:t>：6/22 是週一，米蘭大教堂全年無休（不像佛羅倫斯多數博物館週一公休），上午 11:00 有彌撒場次，碰到時部分區域暫時封閉、無法參觀中殿核心區，等候約 30-40 分鐘即可恢復。</w:t>
       </w:r>
     </w:p>
     <w:p>

--- a/guides/米蘭大教堂導覽手冊.docx
+++ b/guides/米蘭大教堂導覽手冊.docx
@@ -220,7 +220,7 @@
           <w:rFonts w:ascii="Microsoft JhengHei" w:hAnsi="Microsoft JhengHei" w:eastAsia="Microsoft JhengHei"/>
           <w:b/>
         </w:rPr>
-        <w:t>米蘭大教堂（Duomo di Milano / Cattedrale Metropolitana della Nativita della Beata Vergine Maria）</w:t>
+        <w:t>米蘭大教堂（Duomo di Milano / Cattedrale Metropolitana della Natività della Beata Vergine Maria）</w:t>
       </w:r>
       <w:r>
         <w:rPr>
@@ -908,14 +908,14 @@
           <w:b/>
           <w:sz w:val="21"/>
         </w:rPr>
-        <w:t>6/21 是週日</w:t>
-      </w:r>
-      <w:r>
-        <w:rPr>
-          <w:rFonts w:ascii="Microsoft JhengHei" w:hAnsi="Microsoft JhengHei" w:eastAsia="Microsoft JhengHei"/>
-          <w:sz w:val="21"/>
-        </w:rPr>
-        <w:t>：下午 14:00 後彌撒已結束，可以安心參觀（但注意避開 16:30-17:30 可能的晚禱/彌撒時段）</w:t>
+        <w:t>6/22 是週一</w:t>
+      </w:r>
+      <w:r>
+        <w:rPr>
+          <w:rFonts w:ascii="Microsoft JhengHei" w:hAnsi="Microsoft JhengHei" w:eastAsia="Microsoft JhengHei"/>
+          <w:sz w:val="21"/>
+        </w:rPr>
+        <w:t>（本行程參觀日）：正常全日開放，但仍須避開上午彌撒時段（08:00 / 09:30 / 11:00）的主祭壇周邊封鎖；屋頂露台延長至 20:00 僅限週五、六、日（2026 夏季 6/5-9/13 期間），週一仍至 19:00</w:t>
       </w:r>
     </w:p>
     <w:p>
@@ -2699,7 +2699,7 @@
           <w:color w:val="5D6D7E"/>
           <w:sz w:val="21"/>
         </w:rPr>
-        <w:t>。6/21 是週日，因此當天無法參觀此區域。如欲參觀需另找時間。地下聖髑室空間狹小且燈光昏暗，對於不太能接受「看遺體」的朋友，也可以選擇跳過這一區。</w:t>
+        <w:t>，週一（6/22）正常開放但彌撒時段除外。地下聖髑室空間狹小且燈光昏暗，對於不太能接受「看遺體」的朋友，可選擇跳過這一區。</w:t>
       </w:r>
     </w:p>
     <w:p>
@@ -4512,7 +4512,22 @@
           <w:rFonts w:ascii="Microsoft JhengHei" w:hAnsi="Microsoft JhengHei" w:eastAsia="Microsoft JhengHei"/>
           <w:sz w:val="21"/>
         </w:rPr>
-        <w:t>• 服裝再次確認：不可短褲、背心、細肩帶、迷你裙</w:t>
+        <w:t>• 服裝再次確認：不可短褲、背心、細肩帶、迷你裙；</w:t>
+      </w:r>
+      <w:r>
+        <w:rPr>
+          <w:rFonts w:ascii="Microsoft JhengHei" w:hAnsi="Microsoft JhengHei" w:eastAsia="Microsoft JhengHei"/>
+          <w:b/>
+          <w:sz w:val="21"/>
+        </w:rPr>
+        <w:t>進入教堂內部須脫帽</w:t>
+      </w:r>
+      <w:r>
+        <w:rPr>
+          <w:rFonts w:ascii="Microsoft JhengHei" w:hAnsi="Microsoft JhengHei" w:eastAsia="Microsoft JhengHei"/>
+          <w:sz w:val="21"/>
+        </w:rPr>
+        <w:t>；屋頂建議穿好走鞋（大理石地面有坡度可能濕滑）</w:t>
       </w:r>
     </w:p>
     <w:p>
@@ -6668,7 +6683,7 @@
           <w:rFonts w:ascii="Microsoft JhengHei" w:hAnsi="Microsoft JhengHei" w:eastAsia="Microsoft JhengHei"/>
           <w:sz w:val="21"/>
         </w:rPr>
-        <w:t xml:space="preserve">☐ 上官網 duomomilano.it 購買 5 張 </w:t>
+        <w:t xml:space="preserve">☑ 已訂購 5 張 </w:t>
       </w:r>
       <w:r>
         <w:rPr>
@@ -6676,14 +6691,14 @@
           <w:b/>
           <w:sz w:val="21"/>
         </w:rPr>
-        <w:t>Duomo Pass Lift</w:t>
-      </w:r>
-      <w:r>
-        <w:rPr>
-          <w:rFonts w:ascii="Microsoft JhengHei" w:hAnsi="Microsoft JhengHei" w:eastAsia="Microsoft JhengHei"/>
-          <w:sz w:val="21"/>
-        </w:rPr>
-        <w:t>，選擇 6/21 下午場次</w:t>
+        <w:t>Combo Lift</w:t>
+      </w:r>
+      <w:r>
+        <w:rPr>
+          <w:rFonts w:ascii="Microsoft JhengHei" w:hAnsi="Microsoft JhengHei" w:eastAsia="Microsoft JhengHei"/>
+          <w:sz w:val="21"/>
+        </w:rPr>
+        <w:t>（含教堂、屋頂電梯、博物館、San Gottardo），2026/6/22 09:00-09:30 時段，預約編號詳 CLAUDE.md</w:t>
       </w:r>
     </w:p>
     <w:p>
@@ -7324,7 +7339,7 @@
           <w:rFonts w:ascii="Microsoft JhengHei" w:hAnsi="Microsoft JhengHei" w:eastAsia="Microsoft JhengHei"/>
           <w:i/>
         </w:rPr>
-        <w:t>最後更新：2026/3/21</w:t>
+        <w:t>最後更新：2026/05/13（第二輪三方審查修訂版 — 修正 6/21→6/22 日期一致性、Natività 重音、聖卡羅地下聖髑室週一開放、服裝補充禁帽子、訂票狀態改為已訂）</w:t>
       </w:r>
       <w:r>
         <w:rPr>
